--- a/RFI-Docs/7-2-24 OHSU study Women veterans at higher risk for repeat suicide attempts.docx
+++ b/RFI-Docs/7-2-24 OHSU study Women veterans at higher risk for repeat suicide attempts.docx
@@ -4,8 +4,123 @@
   <w:body>
     <w:p>
       <w:pPr>
+        <w:jc w:val="left"/>
+      </w:pPr>
+      <w:r>
+        <w:rPr>
+          <w:color w:val="646464"/>
+          <w:sz w:val="18"/>
+        </w:rPr>
+        <w:t>Document: 7-2-24 OHSU study Women veterans at higher risk for repeat suicide attempts.docx</w:t>
+      </w:r>
+    </w:p>
+    <w:p>
+      <w:pPr>
+        <w:jc w:val="left"/>
+      </w:pPr>
+      <w:r>
+        <w:rPr>
+          <w:color w:val="646464"/>
+          <w:sz w:val="18"/>
+        </w:rPr>
+        <w:t>Title: OHSU study 7-2-24--Women veterans at higher risk for repeat suicide attempts</w:t>
+      </w:r>
+    </w:p>
+    <w:p>
+      <w:pPr>
+        <w:jc w:val="left"/>
+      </w:pPr>
+      <w:r>
+        <w:rPr>
+          <w:color w:val="646464"/>
+          <w:sz w:val="18"/>
+        </w:rPr>
+        <w:t>Topic: Women’s Health – Maternity and Infertility | Type: News Articles</w:t>
+      </w:r>
+    </w:p>
+    <w:p>
+      <w:pPr>
+        <w:jc w:val="left"/>
+      </w:pPr>
+      <w:r>
+        <w:rPr>
+          <w:color w:val="646464"/>
+          <w:sz w:val="18"/>
+        </w:rPr>
+        <w:t>Created: 2024-07-05 | By: Richman, Michael (VACO)</w:t>
+      </w:r>
+    </w:p>
+    <w:p>
+      <w:pPr>
+        <w:jc w:val="left"/>
+      </w:pPr>
+      <w:r>
+        <w:rPr>
+          <w:color w:val="646464"/>
+          <w:sz w:val="18"/>
+        </w:rPr>
+        <w:t>Modified: 2026-02-02 | By: Bartlinski, David</w:t>
+      </w:r>
+    </w:p>
+    <w:p>
+      <w:pPr>
+        <w:jc w:val="left"/>
+      </w:pPr>
+      <w:r>
+        <w:rPr>
+          <w:color w:val="C8C8C8"/>
+          <w:sz w:val="16"/>
+        </w:rPr>
+        <w:t>────────────────────────────────────────────────────────────────────────────────</w:t>
+      </w:r>
+    </w:p>
+    <w:p>
+      <w:pPr>
+        <w:jc w:val="left"/>
+      </w:pPr>
+      <w:r/>
+    </w:p>
+    <w:p>
+      <w:pPr>
+        <w:jc w:val="left"/>
+      </w:pPr>
+      <w:r>
+        <w:rPr>
+          <w:color w:val="646464"/>
+          <w:sz w:val="18"/>
+        </w:rPr>
+        <w:t>Topic: Women’s Health – Maternity and Infertility | Type: News Articles</w:t>
+      </w:r>
+    </w:p>
+    <w:p>
+      <w:pPr>
+        <w:jc w:val="left"/>
+      </w:pPr>
+      <w:r>
+        <w:rPr>
+          <w:color w:val="646464"/>
+          <w:sz w:val="18"/>
+        </w:rPr>
+        <w:t>Created: 2024-07-05 | By: Richman, Michael (VACO)</w:t>
+      </w:r>
+    </w:p>
+    <w:p>
+      <w:pPr>
+        <w:jc w:val="left"/>
+      </w:pPr>
+      <w:r>
+        <w:rPr>
+          <w:color w:val="646464"/>
+          <w:sz w:val="18"/>
+        </w:rPr>
+        <w:t>Modified: 2026-02-02 | By: Bartlinski, David</w:t>
+      </w:r>
+    </w:p>
+    <w:p>
+      <w:pPr>
         <w:shd w:val="clear" w:color="auto" w:fill="FFFFFF"/>
         <w:spacing w:after="98" w:line="240" w:lineRule="auto"/>
+        <w:jc w:val="left"/>
         <w:outlineLvl w:val="0"/>
         <w:rPr>
           <w:rFonts w:ascii="Source Sans Pro" w:eastAsia="Times New Roman" w:hAnsi="Source Sans Pro" w:cs="Times New Roman"/>
@@ -18,14 +133,10 @@
       </w:pPr>
       <w:r>
         <w:rPr>
-          <w:rFonts w:ascii="Source Sans Pro" w:eastAsia="Times New Roman" w:hAnsi="Source Sans Pro" w:cs="Times New Roman"/>
-          <w:color w:val="404040"/>
-          <w:kern w:val="36"/>
-          <w:sz w:val="48"/>
-          <w:szCs w:val="48"/>
-          <w14:ligatures w14:val="none"/>
-        </w:rPr>
-        <w:t>OHSU study: Women veterans at higher risk for repeat suicide attempts</w:t>
+          <w:color w:val="C8C8C8"/>
+          <w:sz w:val="16"/>
+        </w:rPr>
+        <w:t>────────────────────────────────────────────────────────────────────────────────</w:t>
       </w:r>
     </w:p>
     <w:p>
@@ -41,17 +152,7 @@
           <w14:ligatures w14:val="none"/>
         </w:rPr>
       </w:pPr>
-      <w:r>
-        <w:rPr>
-          <w:rFonts w:ascii="Source Sans Pro" w:eastAsia="Times New Roman" w:hAnsi="Source Sans Pro" w:cs="Times New Roman"/>
-          <w:color w:val="555555"/>
-          <w:kern w:val="0"/>
-          <w:sz w:val="33"/>
-          <w:szCs w:val="33"/>
-          <w14:ligatures w14:val="none"/>
-        </w:rPr>
-        <w:t>First national study to focus on veterans’ symptoms over time, examine difference between genders in risk of suicidal thoughts, behaviors</w:t>
-      </w:r>
+      <w:r/>
     </w:p>
     <w:p>
       <w:pPr>
